--- a/salidas/inventario/actas/acta-entrega/acta-entrega-002-2026.docx
+++ b/salidas/inventario/actas/acta-entrega/acta-entrega-002-2026.docx
@@ -35,29 +35,17 @@
           <w:lang w:eastAsia="en-US"/>
           <w14:ligatures w14:val="standardContextual"/>
         </w:rPr>
-        <w:t xml:space="preserve">2026-04-10</w:t>
-      </w:r>
-      <w:r>
-        <w:rPr>
-          <w:rFonts w:ascii="Arial" w:eastAsiaTheme="minorHAnsi" w:hAnsi="Arial" w:cs="Arial"/>
-          <w:sz w:val="20"/>
-          <w:szCs w:val="20"/>
-          <w:lang w:eastAsia="en-US"/>
-          <w14:ligatures w14:val="standardContextual"/>
-        </w:rPr>
-        <w:t>, se suscribe la</w:t>
-      </w:r>
-      <w:bookmarkStart w:id="0" w:name="_GoBack"/>
-      <w:bookmarkEnd w:id="0"/>
-      <w:r>
-        <w:rPr>
-          <w:rFonts w:ascii="Arial" w:eastAsiaTheme="minorHAnsi" w:hAnsi="Arial" w:cs="Arial"/>
-          <w:sz w:val="20"/>
-          <w:szCs w:val="20"/>
-          <w:lang w:eastAsia="en-US"/>
-          <w14:ligatures w14:val="standardContextual"/>
-        </w:rPr>
-        <w:t xml:space="preserve"> presente acta de constatación física y entrega recepción de Bienes de Usuario Final</w:t>
+        <w:t xml:space="preserve">7 de abril del 2026</w:t>
+      </w:r>
+      <w:r>
+        <w:rPr>
+          <w:rFonts w:ascii="Arial" w:eastAsiaTheme="minorHAnsi" w:hAnsi="Arial" w:cs="Arial"/>
+          <w:sz w:val="20"/>
+          <w:szCs w:val="20"/>
+          <w:lang w:eastAsia="en-US"/>
+          <w14:ligatures w14:val="standardContextual"/>
+        </w:rPr>
+        <w:t>, se suscribe la presente acta de constatación física y entrega recepción de Bienes de Usuario Final</w:t>
       </w:r>
       <w:r>
         <w:rPr>
@@ -110,7 +98,7 @@
           <w:lang w:eastAsia="en-US"/>
           <w14:ligatures w14:val="standardContextual"/>
         </w:rPr>
-        <w:t xml:space="preserve">Margarita</w:t>
+        <w:t xml:space="preserve">MGTR. JENNY ORTEGA MAZÓN</w:t>
       </w:r>
       <w:r>
         <w:rPr>
@@ -130,7 +118,7 @@
           <w:lang w:eastAsia="en-US"/>
           <w14:ligatures w14:val="standardContextual"/>
         </w:rPr>
-        <w:t xml:space="preserve">Asistente</w:t>
+        <w:t xml:space="preserve">ADMIN</w:t>
       </w:r>
       <w:r>
         <w:rPr>
@@ -171,7 +159,7 @@
           <w:lang w:eastAsia="en-US"/>
           <w14:ligatures w14:val="standardContextual"/>
         </w:rPr>
-        <w:t xml:space="preserve">Jefe</w:t>
+        <w:t xml:space="preserve">INGE</w:t>
       </w:r>
       <w:r>
         <w:rPr>
@@ -246,7 +234,7 @@
           <w:sz w:val="20"/>
           <w:szCs w:val="20"/>
         </w:rPr>
-        <w:t xml:space="preserve">502-MD-54</w:t>
+        <w:t xml:space="preserve">5959</w:t>
       </w:r>
       <w:r>
         <w:rPr>
@@ -267,7 +255,7 @@
           <w:sz w:val="20"/>
           <w:szCs w:val="20"/>
         </w:rPr>
-        <w:t xml:space="preserve">Jefe</w:t>
+        <w:t xml:space="preserve">INGE</w:t>
       </w:r>
       <w:r>
         <w:rPr>
@@ -304,7 +292,7 @@
           <w:sz w:val="20"/>
           <w:szCs w:val="20"/>
         </w:rPr>
-        <w:t xml:space="preserve">Jefe</w:t>
+        <w:t xml:space="preserve">INGE</w:t>
       </w:r>
       <w:r>
         <w:rPr>
@@ -326,14 +314,23 @@
           <w:sz w:val="20"/>
           <w:szCs w:val="20"/>
         </w:rPr>
-        <w:t xml:space="preserve">Ciencias Sociales y Políticas y </w:t>
-      </w:r>
-      <w:r>
-        <w:rPr>
-          <w:sz w:val="20"/>
-          <w:szCs w:val="20"/>
-        </w:rPr>
-        <w:t xml:space="preserve">Oficina Secretaria General Bloque A de la facultad.</w:t>
+        <w:t>Ciencias Sociales y Políticas en la/el</w:t>
+      </w:r>
+      <w:bookmarkStart w:id="0" w:name="_GoBack"/>
+      <w:bookmarkEnd w:id="0"/>
+      <w:r>
+        <w:rPr>
+          <w:sz w:val="20"/>
+          <w:szCs w:val="20"/>
+        </w:rPr>
+        <w:t xml:space="preserve"> </w:t>
+      </w:r>
+      <w:r>
+        <w:rPr>
+          <w:sz w:val="20"/>
+          <w:szCs w:val="20"/>
+        </w:rPr>
+        <w:t xml:space="preserve">BLOQUE "A" - PRINCIPAL, PLANTA BAJA, 6A-001 BIBLIOTECA RAFAEL PINO RUBIRA.</w:t>
       </w:r>
     </w:p>
     <w:p>
@@ -940,7 +937,7 @@
           <w:sz w:val="20"/>
           <w:szCs w:val="20"/>
         </w:rPr>
-        <w:t xml:space="preserve">Oficina Secretaria General Bloque A de la facultad</w:t>
+        <w:t xml:space="preserve">BLOQUE "A" - PRINCIPAL, PLANTA BAJA, 6A-001 BIBLIOTECA RAFAEL PINO RUBIRA</w:t>
       </w:r>
       <w:r>
         <w:rPr>
@@ -1037,7 +1034,7 @@
           <w:szCs w:val="18"/>
           <w:lang w:val="es-MX"/>
         </w:rPr>
-        <w:t xml:space="preserve">Jefe</w:t>
+        <w:t xml:space="preserve">INGE</w:t>
       </w:r>
       <w:r>
         <w:rPr>
@@ -1054,7 +1051,7 @@
           <w:sz w:val="20"/>
           <w:szCs w:val="20"/>
         </w:rPr>
-        <w:t xml:space="preserve">Oficina Secretaria General Bloque A de la facultad.</w:t>
+        <w:t xml:space="preserve">BLOQUE "A" - PRINCIPAL, PLANTA BAJA, 6A-001 BIBLIOTECA RAFAEL PINO RUBIRA.</w:t>
       </w:r>
     </w:p>
     <w:p>
@@ -1087,7 +1084,7 @@
           <w:sz w:val="20"/>
           <w:szCs w:val="20"/>
         </w:rPr>
-        <w:t xml:space="preserve">Oficina Secretaria General Bloque A de la facultad</w:t>
+        <w:t xml:space="preserve">BLOQUE "A" - PRINCIPAL, PLANTA BAJA, 6A-001 BIBLIOTECA RAFAEL PINO RUBIRA</w:t>
       </w:r>
     </w:p>
     <w:p>
@@ -1119,23 +1116,25 @@
             <w:tblPr>
               <w:tblStyle w:val="Tablaconcuadrcula"/>
               <w:tblW w:type="auto" w:w="0"/>
+              <w:tblLayout w:type="fixed"/>
               <w:tblLook w:firstColumn="1" w:firstRow="1" w:lastColumn="0" w:lastRow="0" w:noHBand="0" w:noVBand="1" w:val="04A0"/>
             </w:tblPr>
             <w:tblGrid>
-              <w:gridCol w:w="960"/>
-              <w:gridCol w:w="960"/>
-              <w:gridCol w:w="960"/>
-              <w:gridCol w:w="960"/>
-              <w:gridCol w:w="960"/>
-              <w:gridCol w:w="960"/>
-              <w:gridCol w:w="960"/>
-              <w:gridCol w:w="960"/>
-              <w:gridCol w:w="960"/>
+              <w:gridCol w:w="864"/>
+              <w:gridCol w:w="864"/>
+              <w:gridCol w:w="864"/>
+              <w:gridCol w:w="864"/>
+              <w:gridCol w:w="864"/>
+              <w:gridCol w:w="864"/>
+              <w:gridCol w:w="864"/>
+              <w:gridCol w:w="864"/>
+              <w:gridCol w:w="864"/>
+              <w:gridCol w:w="864"/>
             </w:tblGrid>
             <w:tr>
               <w:tc>
                 <w:tcPr>
-                  <w:tcW w:type="dxa" w:w="960"/>
+                  <w:tcW w:type="dxa" w:w="1008"/>
                   <w:shd w:val="clear" w:color="auto" w:fill="D9EAF7"/>
                 </w:tcPr>
                 <w:p>
@@ -1150,7 +1149,7 @@
               </w:tc>
               <w:tc>
                 <w:tcPr>
-                  <w:tcW w:type="dxa" w:w="960"/>
+                  <w:tcW w:type="dxa" w:w="432"/>
                   <w:shd w:val="clear" w:color="auto" w:fill="D9EAF7"/>
                 </w:tcPr>
                 <w:p>
@@ -1165,7 +1164,7 @@
               </w:tc>
               <w:tc>
                 <w:tcPr>
-                  <w:tcW w:type="dxa" w:w="960"/>
+                  <w:tcW w:type="dxa" w:w="1008"/>
                   <w:shd w:val="clear" w:color="auto" w:fill="D9EAF7"/>
                 </w:tcPr>
                 <w:p>
@@ -1180,7 +1179,7 @@
               </w:tc>
               <w:tc>
                 <w:tcPr>
-                  <w:tcW w:type="dxa" w:w="960"/>
+                  <w:tcW w:type="dxa" w:w="1008"/>
                   <w:shd w:val="clear" w:color="auto" w:fill="D9EAF7"/>
                 </w:tcPr>
                 <w:p>
@@ -1195,7 +1194,7 @@
               </w:tc>
               <w:tc>
                 <w:tcPr>
-                  <w:tcW w:type="dxa" w:w="960"/>
+                  <w:tcW w:type="dxa" w:w="1008"/>
                   <w:shd w:val="clear" w:color="auto" w:fill="D9EAF7"/>
                 </w:tcPr>
                 <w:p>
@@ -1210,7 +1209,7 @@
               </w:tc>
               <w:tc>
                 <w:tcPr>
-                  <w:tcW w:type="dxa" w:w="960"/>
+                  <w:tcW w:type="dxa" w:w="1368"/>
                   <w:shd w:val="clear" w:color="auto" w:fill="D9EAF7"/>
                 </w:tcPr>
                 <w:p>
@@ -1225,7 +1224,37 @@
               </w:tc>
               <w:tc>
                 <w:tcPr>
-                  <w:tcW w:type="dxa" w:w="960"/>
+                  <w:tcW w:type="dxa" w:w="1224"/>
+                  <w:shd w:val="clear" w:color="auto" w:fill="D9EAF7"/>
+                </w:tcPr>
+                <w:p>
+                  <w:r>
+                    <w:rPr>
+                      <w:b/>
+                      <w:sz w:val="20"/>
+                    </w:rPr>
+                    <w:t>CANT</w:t>
+                  </w:r>
+                </w:p>
+              </w:tc>
+              <w:tc>
+                <w:tcPr>
+                  <w:tcW w:type="dxa" w:w="1008"/>
+                  <w:shd w:val="clear" w:color="auto" w:fill="D9EAF7"/>
+                </w:tcPr>
+                <w:p>
+                  <w:r>
+                    <w:rPr>
+                      <w:b/>
+                      <w:sz w:val="20"/>
+                    </w:rPr>
+                    <w:t>CUENTA</w:t>
+                  </w:r>
+                </w:p>
+              </w:tc>
+              <w:tc>
+                <w:tcPr>
+                  <w:tcW w:type="dxa" w:w="1008"/>
                   <w:shd w:val="clear" w:color="auto" w:fill="D9EAF7"/>
                 </w:tcPr>
                 <w:p>
@@ -1240,7 +1269,7 @@
               </w:tc>
               <w:tc>
                 <w:tcPr>
-                  <w:tcW w:type="dxa" w:w="960"/>
+                  <w:tcW w:type="dxa" w:w="1008"/>
                   <w:shd w:val="clear" w:color="auto" w:fill="D9EAF7"/>
                 </w:tcPr>
                 <w:p>
@@ -1249,22 +1278,7 @@
                       <w:b/>
                       <w:sz w:val="20"/>
                     </w:rPr>
-                    <w:t>CUENTA</w:t>
-                  </w:r>
-                </w:p>
-              </w:tc>
-              <w:tc>
-                <w:tcPr>
-                  <w:tcW w:type="dxa" w:w="960"/>
-                  <w:shd w:val="clear" w:color="auto" w:fill="D9EAF7"/>
-                </w:tcPr>
-                <w:p>
-                  <w:r>
-                    <w:rPr>
-                      <w:b/>
-                      <w:sz w:val="20"/>
-                    </w:rPr>
-                    <w:t>CANT</w:t>
+                    <w:t>FECHA ADQUISICION</w:t>
                   </w:r>
                 </w:p>
               </w:tc>
@@ -1272,7 +1286,7 @@
             <w:tr>
               <w:tc>
                 <w:tcPr>
-                  <w:tcW w:type="dxa" w:w="960"/>
+                  <w:tcW w:type="dxa" w:w="1008"/>
                 </w:tcPr>
                 <w:p>
                   <w:r>
@@ -1285,59 +1299,59 @@
               </w:tc>
               <w:tc>
                 <w:tcPr>
-                  <w:tcW w:type="dxa" w:w="960"/>
+                  <w:tcW w:type="dxa" w:w="432"/>
                 </w:tcPr>
                 <w:p>
                   <w:r>
                     <w:rPr>
                       <w:sz w:val="20"/>
                     </w:rPr>
-                    <w:t>PIZARRA ACRILICA CON PORTA BORRADOR MEDIDAS (3.00 DE ANCHO X 1.20 DE LARGO)</w:t>
+                    <w:t>"PIZARRA ACRILICA CON PORTA BORRADOR MEDIDAS (3.00 DE ANCHO X 1.20 DE LARGO)</w:t>
                   </w:r>
                 </w:p>
               </w:tc>
               <w:tc>
                 <w:tcPr>
-                  <w:tcW w:type="dxa" w:w="960"/>
+                  <w:tcW w:type="dxa" w:w="1008"/>
                 </w:tcPr>
                 <w:p>
                   <w:r>
                     <w:rPr>
                       <w:sz w:val="20"/>
                     </w:rPr>
-                    <w:t>S/M</w:t>
+                    <w:t>-</w:t>
                   </w:r>
                 </w:p>
               </w:tc>
               <w:tc>
                 <w:tcPr>
-                  <w:tcW w:type="dxa" w:w="960"/>
+                  <w:tcW w:type="dxa" w:w="1008"/>
                 </w:tcPr>
                 <w:p>
                   <w:r>
                     <w:rPr>
                       <w:sz w:val="20"/>
                     </w:rPr>
-                    <w:t>S/M</w:t>
+                    <w:t>-</w:t>
                   </w:r>
                 </w:p>
               </w:tc>
               <w:tc>
                 <w:tcPr>
-                  <w:tcW w:type="dxa" w:w="960"/>
+                  <w:tcW w:type="dxa" w:w="1008"/>
                 </w:tcPr>
                 <w:p>
                   <w:r>
                     <w:rPr>
                       <w:sz w:val="20"/>
                     </w:rPr>
-                    <w:t>FJCP-000155</w:t>
+                    <w:t>12345678</w:t>
                   </w:r>
                 </w:p>
               </w:tc>
               <w:tc>
                 <w:tcPr>
-                  <w:tcW w:type="dxa" w:w="960"/>
+                  <w:tcW w:type="dxa" w:w="1368"/>
                 </w:tcPr>
                 <w:p>
                   <w:r>
@@ -1350,7 +1364,33 @@
               </w:tc>
               <w:tc>
                 <w:tcPr>
-                  <w:tcW w:type="dxa" w:w="960"/>
+                  <w:tcW w:type="dxa" w:w="1224"/>
+                </w:tcPr>
+                <w:p>
+                  <w:r>
+                    <w:rPr>
+                      <w:sz w:val="20"/>
+                    </w:rPr>
+                    <w:t>1</w:t>
+                  </w:r>
+                </w:p>
+              </w:tc>
+              <w:tc>
+                <w:tcPr>
+                  <w:tcW w:type="dxa" w:w="1008"/>
+                </w:tcPr>
+                <w:p>
+                  <w:r>
+                    <w:rPr>
+                      <w:sz w:val="20"/>
+                    </w:rPr>
+                    <w:t>MOBILIARIOS</w:t>
+                  </w:r>
+                </w:p>
+              </w:tc>
+              <w:tc>
+                <w:tcPr>
+                  <w:tcW w:type="dxa" w:w="1008"/>
                 </w:tcPr>
                 <w:p>
                   <w:r>
@@ -1363,384 +1403,14 @@
               </w:tc>
               <w:tc>
                 <w:tcPr>
-                  <w:tcW w:type="dxa" w:w="960"/>
+                  <w:tcW w:type="dxa" w:w="1008"/>
                 </w:tcPr>
                 <w:p>
                   <w:r>
                     <w:rPr>
                       <w:sz w:val="20"/>
                     </w:rPr>
-                    <w:t>MOBILIARIOS</w:t>
-                  </w:r>
-                </w:p>
-              </w:tc>
-              <w:tc>
-                <w:tcPr>
-                  <w:tcW w:type="dxa" w:w="960"/>
-                </w:tcPr>
-                <w:p>
-                  <w:r>
-                    <w:rPr>
-                      <w:sz w:val="20"/>
-                    </w:rPr>
-                    <w:t>1</w:t>
-                  </w:r>
-                </w:p>
-              </w:tc>
-            </w:tr>
-            <w:tr>
-              <w:tc>
-                <w:tcPr>
-                  <w:tcW w:type="dxa" w:w="960"/>
-                </w:tcPr>
-                <w:p>
-                  <w:r>
-                    <w:rPr>
-                      <w:sz w:val="20"/>
-                    </w:rPr>
-                    <w:t>1515188</w:t>
-                  </w:r>
-                </w:p>
-              </w:tc>
-              <w:tc>
-                <w:tcPr>
-                  <w:tcW w:type="dxa" w:w="960"/>
-                </w:tcPr>
-                <w:p>
-                  <w:r>
-                    <w:rPr>
-                      <w:sz w:val="20"/>
-                    </w:rPr>
-                    <w:t>SILLA METÁLICA DE TUBO REDONDO COLOR NEGRO SIN APOYABRAZO, TAPIZADA EN ASIENTO Y ESPALDAR CON YUTE COLOR NEGRO</w:t>
-                  </w:r>
-                </w:p>
-              </w:tc>
-              <w:tc>
-                <w:tcPr>
-                  <w:tcW w:type="dxa" w:w="960"/>
-                </w:tcPr>
-                <w:p>
-                  <w:r>
-                    <w:rPr>
-                      <w:sz w:val="20"/>
-                    </w:rPr>
-                    <w:t>S/M</w:t>
-                  </w:r>
-                </w:p>
-              </w:tc>
-              <w:tc>
-                <w:tcPr>
-                  <w:tcW w:type="dxa" w:w="960"/>
-                </w:tcPr>
-                <w:p>
-                  <w:r>
-                    <w:rPr>
-                      <w:sz w:val="20"/>
-                    </w:rPr>
-                    <w:t>S/M</w:t>
-                  </w:r>
-                </w:p>
-              </w:tc>
-              <w:tc>
-                <w:tcPr>
-                  <w:tcW w:type="dxa" w:w="960"/>
-                </w:tcPr>
-                <w:p>
-                  <w:r>
-                    <w:rPr>
-                      <w:sz w:val="20"/>
-                    </w:rPr>
-                    <w:t>S/S</w:t>
-                  </w:r>
-                </w:p>
-              </w:tc>
-              <w:tc>
-                <w:tcPr>
-                  <w:tcW w:type="dxa" w:w="960"/>
-                </w:tcPr>
-                <w:p>
-                  <w:r>
-                    <w:rPr>
-                      <w:sz w:val="20"/>
-                    </w:rPr>
-                    <w:t>Bueno</w:t>
-                  </w:r>
-                </w:p>
-              </w:tc>
-              <w:tc>
-                <w:tcPr>
-                  <w:tcW w:type="dxa" w:w="960"/>
-                </w:tcPr>
-                <w:p>
-                  <w:r>
-                    <w:rPr>
-                      <w:sz w:val="20"/>
-                    </w:rPr>
-                    <w:t>S/C</w:t>
-                  </w:r>
-                </w:p>
-              </w:tc>
-              <w:tc>
-                <w:tcPr>
-                  <w:tcW w:type="dxa" w:w="960"/>
-                </w:tcPr>
-                <w:p>
-                  <w:r>
-                    <w:rPr>
-                      <w:sz w:val="20"/>
-                    </w:rPr>
-                    <w:t>MOBILIARIOS</w:t>
-                  </w:r>
-                </w:p>
-              </w:tc>
-              <w:tc>
-                <w:tcPr>
-                  <w:tcW w:type="dxa" w:w="960"/>
-                </w:tcPr>
-                <w:p>
-                  <w:r>
-                    <w:rPr>
-                      <w:sz w:val="20"/>
-                    </w:rPr>
-                    <w:t>1</w:t>
-                  </w:r>
-                </w:p>
-              </w:tc>
-            </w:tr>
-            <w:tr>
-              <w:tc>
-                <w:tcPr>
-                  <w:tcW w:type="dxa" w:w="960"/>
-                </w:tcPr>
-                <w:p>
-                  <w:r>
-                    <w:rPr>
-                      <w:sz w:val="20"/>
-                    </w:rPr>
-                    <w:t>1520271</w:t>
-                  </w:r>
-                </w:p>
-              </w:tc>
-              <w:tc>
-                <w:tcPr>
-                  <w:tcW w:type="dxa" w:w="960"/>
-                </w:tcPr>
-                <w:p>
-                  <w:r>
-                    <w:rPr>
-                      <w:sz w:val="20"/>
-                    </w:rPr>
-                    <w:t>CPU</w:t>
-                  </w:r>
-                </w:p>
-              </w:tc>
-              <w:tc>
-                <w:tcPr>
-                  <w:tcW w:type="dxa" w:w="960"/>
-                </w:tcPr>
-                <w:p>
-                  <w:r>
-                    <w:rPr>
-                      <w:sz w:val="20"/>
-                    </w:rPr>
-                    <w:t>ULTRATECH</w:t>
-                  </w:r>
-                </w:p>
-              </w:tc>
-              <w:tc>
-                <w:tcPr>
-                  <w:tcW w:type="dxa" w:w="960"/>
-                </w:tcPr>
-                <w:p>
-                  <w:r>
-                    <w:rPr>
-                      <w:sz w:val="20"/>
-                    </w:rPr>
-                    <w:t>ULTRA-ESW- B460I310100-8</w:t>
-                  </w:r>
-                </w:p>
-              </w:tc>
-              <w:tc>
-                <w:tcPr>
-                  <w:tcW w:type="dxa" w:w="960"/>
-                </w:tcPr>
-                <w:p>
-                  <w:r>
-                    <w:rPr>
-                      <w:sz w:val="20"/>
-                    </w:rPr>
-                    <w:t>ESWM80067</w:t>
-                  </w:r>
-                </w:p>
-              </w:tc>
-              <w:tc>
-                <w:tcPr>
-                  <w:tcW w:type="dxa" w:w="960"/>
-                </w:tcPr>
-                <w:p>
-                  <w:r>
-                    <w:rPr>
-                      <w:sz w:val="20"/>
-                    </w:rPr>
-                    <w:t>Bueno</w:t>
-                  </w:r>
-                </w:p>
-              </w:tc>
-              <w:tc>
-                <w:tcPr>
-                  <w:tcW w:type="dxa" w:w="960"/>
-                </w:tcPr>
-                <w:p>
-                  <w:r>
-                    <w:rPr>
-                      <w:sz w:val="20"/>
-                    </w:rPr>
-                    <w:t>38747589</w:t>
-                  </w:r>
-                </w:p>
-              </w:tc>
-              <w:tc>
-                <w:tcPr>
-                  <w:tcW w:type="dxa" w:w="960"/>
-                </w:tcPr>
-                <w:p>
-                  <w:r>
-                    <w:rPr>
-                      <w:sz w:val="20"/>
-                    </w:rPr>
-                    <w:t>EQUIPOS, SISTEMA Y PROGRAMA</w:t>
-                  </w:r>
-                </w:p>
-              </w:tc>
-              <w:tc>
-                <w:tcPr>
-                  <w:tcW w:type="dxa" w:w="960"/>
-                </w:tcPr>
-                <w:p>
-                  <w:r>
-                    <w:rPr>
-                      <w:sz w:val="20"/>
-                    </w:rPr>
-                    <w:t>1</w:t>
-                  </w:r>
-                </w:p>
-              </w:tc>
-            </w:tr>
-            <w:tr>
-              <w:tc>
-                <w:tcPr>
-                  <w:tcW w:type="dxa" w:w="960"/>
-                </w:tcPr>
-                <w:p>
-                  <w:r>
-                    <w:rPr>
-                      <w:sz w:val="20"/>
-                    </w:rPr>
-                    <w:t>1515189</w:t>
-                  </w:r>
-                </w:p>
-              </w:tc>
-              <w:tc>
-                <w:tcPr>
-                  <w:tcW w:type="dxa" w:w="960"/>
-                </w:tcPr>
-                <w:p>
-                  <w:r>
-                    <w:rPr>
-                      <w:sz w:val="20"/>
-                    </w:rPr>
-                    <w:t>SILLA METÁLICA DE TUBO REDONDO COLOR NEGRO SIN APOYABRAZO, TAPIZADA EN ASIENTO Y ESPALDAR CON YUTE COLOR NEGRO</w:t>
-                  </w:r>
-                </w:p>
-              </w:tc>
-              <w:tc>
-                <w:tcPr>
-                  <w:tcW w:type="dxa" w:w="960"/>
-                </w:tcPr>
-                <w:p>
-                  <w:r>
-                    <w:rPr>
-                      <w:sz w:val="20"/>
-                    </w:rPr>
-                    <w:t>S/M</w:t>
-                  </w:r>
-                </w:p>
-              </w:tc>
-              <w:tc>
-                <w:tcPr>
-                  <w:tcW w:type="dxa" w:w="960"/>
-                </w:tcPr>
-                <w:p>
-                  <w:r>
-                    <w:rPr>
-                      <w:sz w:val="20"/>
-                    </w:rPr>
-                    <w:t>S/M</w:t>
-                  </w:r>
-                </w:p>
-              </w:tc>
-              <w:tc>
-                <w:tcPr>
-                  <w:tcW w:type="dxa" w:w="960"/>
-                </w:tcPr>
-                <w:p>
-                  <w:r>
-                    <w:rPr>
-                      <w:sz w:val="20"/>
-                    </w:rPr>
-                    <w:t>S/S</w:t>
-                  </w:r>
-                </w:p>
-              </w:tc>
-              <w:tc>
-                <w:tcPr>
-                  <w:tcW w:type="dxa" w:w="960"/>
-                </w:tcPr>
-                <w:p>
-                  <w:r>
-                    <w:rPr>
-                      <w:sz w:val="20"/>
-                    </w:rPr>
-                    <w:t>Bueno</w:t>
-                  </w:r>
-                </w:p>
-              </w:tc>
-              <w:tc>
-                <w:tcPr>
-                  <w:tcW w:type="dxa" w:w="960"/>
-                </w:tcPr>
-                <w:p>
-                  <w:r>
-                    <w:rPr>
-                      <w:sz w:val="20"/>
-                    </w:rPr>
-                    <w:t>S/C</w:t>
-                  </w:r>
-                </w:p>
-              </w:tc>
-              <w:tc>
-                <w:tcPr>
-                  <w:tcW w:type="dxa" w:w="960"/>
-                </w:tcPr>
-                <w:p>
-                  <w:r>
-                    <w:rPr>
-                      <w:sz w:val="20"/>
-                    </w:rPr>
-                    <w:t>MOBILIARIOS</w:t>
-                  </w:r>
-                </w:p>
-              </w:tc>
-              <w:tc>
-                <w:tcPr>
-                  <w:tcW w:type="dxa" w:w="960"/>
-                </w:tcPr>
-                <w:p>
-                  <w:r>
-                    <w:rPr>
-                      <w:sz w:val="20"/>
-                    </w:rPr>
-                    <w:t>1</w:t>
+                    <w:t>-</w:t>
                   </w:r>
                 </w:p>
               </w:tc>
@@ -2230,7 +1900,7 @@
                 <w:szCs w:val="18"/>
                 <w:lang w:val="es-MX"/>
               </w:rPr>
-              <w:t xml:space="preserve">Margarita</w:t>
+              <w:t xml:space="preserve">MGTR. JENNY ORTEGA MAZÓN</w:t>
             </w:r>
             <w:r>
               <w:rPr>
@@ -2266,7 +1936,7 @@
                 <w:szCs w:val="18"/>
                 <w14:ligatures w14:val="none"/>
               </w:rPr>
-              <w:t xml:space="preserve">Asistente</w:t>
+              <w:t xml:space="preserve">ADMIN</w:t>
             </w:r>
             <w:r>
               <w:rPr>
@@ -2384,7 +2054,7 @@
                 <w:szCs w:val="18"/>
                 <w14:ligatures w14:val="none"/>
               </w:rPr>
-              <w:t xml:space="preserve">Jefe</w:t>
+              <w:t xml:space="preserve">INGE</w:t>
             </w:r>
           </w:p>
           <w:p>
@@ -2962,7 +2632,7 @@
                               <w:szCs w:val="18"/>
                               <w:lang w:val="es-MX"/>
                             </w:rPr>
-                            <w:t xml:space="preserve">Margarita, Asistente DE LA FACULTAD DE JURISPRUDENCIA, CIENCIAS SOCIALES Y POLÍTICAS, Y ING. PEDRO TIGRERO CASTRO, Jefe, CON FECHA DE CORTE AL 2026-04-06.</w:t>
+                            <w:t xml:space="preserve">MGTR. JENNY ORTEGA MAZÓN, ADMIN DE LA FACULTAD DE JURISPRUDENCIA, CIENCIAS SOCIALES Y POLÍTICAS, Y ING. PEDRO TIGRERO CASTRO, INGE, CON FECHA DE CORTE AL 7 de abril del 2026.</w:t>
                           </w:r>
                           <w:r>
                             <w:rPr>
@@ -3762,7 +3432,7 @@
                         <w:szCs w:val="18"/>
                         <w:lang w:val="es-MX"/>
                       </w:rPr>
-                      <w:t xml:space="preserve">Margarita, Asistente DE LA FACULTAD DE JURISPRUDENCIA, CIENCIAS SOCIALES Y POLÍTICAS, Y ING. PEDRO TIGRERO CASTRO, Jefe, CON FECHA DE CORTE AL 2026-04-06.</w:t>
+                      <w:t xml:space="preserve">MGTR. JENNY ORTEGA MAZÓN, ADMIN DE LA FACULTAD DE JURISPRUDENCIA, CIENCIAS SOCIALES Y POLÍTICAS, Y ING. PEDRO TIGRERO CASTRO, INGE, CON FECHA DE CORTE AL 7 de abril del 2026.</w:t>
                     </w:r>
                     <w:r>
                       <w:rPr>
@@ -5941,7 +5611,7 @@
 </file>
 
 <file path=customXml/itemProps2.xml><?xml version="1.0" encoding="utf-8"?>
-<ds:datastoreItem xmlns:ds="http://schemas.openxmlformats.org/officeDocument/2006/customXml" ds:itemID="{F74E7FF3-DD15-4831-8CB1-BCB2CC9DFB77}">
+<ds:datastoreItem xmlns:ds="http://schemas.openxmlformats.org/officeDocument/2006/customXml" ds:itemID="{DB39F8EF-A6D5-4BA5-8396-48BFC4FEDC15}">
   <ds:schemaRefs>
     <ds:schemaRef ds:uri="http://schemas.openxmlformats.org/officeDocument/2006/bibliography"/>
   </ds:schemaRefs>
